--- a/templates/Note_and_DOT_RARE__Template.docx
+++ b/templates/Note_and_DOT_RARE__Template.docx
@@ -1067,7 +1067,17 @@
         <w:t xml:space="preserve">or </w:t>
       </w:r>
       <w:r>
-        <w:t>{{WRITTEN_AMOUNT}}</w:t>
+        <w:t>{{</w:t>
+      </w:r>
+      <w:r>
+        <w:rPr>
+          <w:sz w:val="24"/>
+          <w:szCs w:val="24"/>
+        </w:rPr>
+        <w:t>PERCENT_AMOUNT</w:t>
+      </w:r>
+      <w:r>
+        <w:t>}}</w:t>
       </w:r>
       <w:r>
         <w:t xml:space="preserve"> </w:t>
@@ -4168,7 +4178,7 @@
         <w:sectPr>
           <w:type w:val="continuous"/>
           <w:pgSz w:w="12240" w:h="20160"/>
-          <w:pgMar w:top="1152" w:right="720" w:bottom="720" w:left="1080" w:header="720" w:footer="720" w:gutter="0"/>
+          <w:pgMar w:top="1151" w:right="720" w:bottom="720" w:left="1077" w:header="720" w:footer="720" w:gutter="0"/>
           <w:cols w:space="720"/>
         </w:sectPr>
       </w:pPr>
@@ -8277,7 +8287,7 @@
                 <v:stroke joinstyle="miter"/>
                 <v:path gradientshapeok="t" o:connecttype="rect"/>
               </v:shapetype>
-              <v:shape id="Cuadro de texto 5" o:spid="_x0000_s1026" type="#_x0000_t202" style="position:absolute;left:0;text-align:left;margin-left:249.45pt;margin-top:2.05pt;width:133.7pt;height:20.65pt;z-index:487592960;visibility:visible;mso-wrap-style:square;mso-width-percent:0;mso-height-percent:0;mso-wrap-distance-left:9pt;mso-wrap-distance-top:0;mso-wrap-distance-right:9pt;mso-wrap-distance-bottom:0;mso-position-horizontal:absolute;mso-position-horizontal-relative:text;mso-position-vertical:absolute;mso-position-vertical-relative:text;mso-width-percent:0;mso-height-percent:0;mso-width-relative:margin;mso-height-relative:margin;v-text-anchor:top" o:gfxdata="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" fillcolor="white [3201]" stroked="f" strokeweight=".5pt">
+              <v:shape id="Cuadro de texto 5" o:spid="_x0000_s1026" type="#_x0000_t202" style="position:absolute;left:0;text-align:left;margin-left:249.45pt;margin-top:2.05pt;width:133.7pt;height:20.65pt;z-index:487592960;visibility:visible;mso-wrap-style:square;mso-width-percent:0;mso-height-percent:0;mso-wrap-distance-left:9pt;mso-wrap-distance-top:0;mso-wrap-distance-right:9pt;mso-wrap-distance-bottom:0;mso-position-horizontal:absolute;mso-position-horizontal-relative:text;mso-position-vertical:absolute;mso-position-vertical-relative:text;mso-width-percent:0;mso-height-percent:0;mso-width-relative:margin;mso-height-relative:margin;v-text-anchor:top" o:gfxdata="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" fillcolor="white [3201]" stroked="f" strokeweight=".5pt">
                 <v:textbox>
                   <w:txbxContent>
                     <w:p>
@@ -8299,15 +8309,7 @@
                           <w:sz w:val="21"/>
                           <w:szCs w:val="21"/>
                         </w:rPr>
-                        <w:t>EXECUTED_</w:t>
-                      </w:r>
-                      <w:proofErr w:type="gramStart"/>
-                      <w:r>
-                        <w:rPr>
-                          <w:sz w:val="21"/>
-                          <w:szCs w:val="21"/>
-                        </w:rPr>
-                        <w:t>DATE</w:t>
+                        <w:t>EXECUTED_DATE</w:t>
                       </w:r>
                       <w:r>
                         <w:rPr>
@@ -8321,15 +8323,7 @@
                           <w:sz w:val="21"/>
                           <w:szCs w:val="21"/>
                         </w:rPr>
-                        <w:t>}</w:t>
-                      </w:r>
-                      <w:proofErr w:type="gramEnd"/>
-                      <w:r>
-                        <w:rPr>
-                          <w:sz w:val="21"/>
-                          <w:szCs w:val="21"/>
-                        </w:rPr>
-                        <w:t>}</w:t>
+                        <w:t>}}</w:t>
                       </w:r>
                     </w:p>
                   </w:txbxContent>

--- a/templates/Note_and_DOT_RARE__Template.docx
+++ b/templates/Note_and_DOT_RARE__Template.docx
@@ -4820,7 +4820,21 @@
               <w:t xml:space="preserve"> </w:t>
             </w:r>
             <w:r>
-              <w:t>{{Name}}</w:t>
+              <w:t>{{</w:t>
+            </w:r>
+            <w:proofErr w:type="spellStart"/>
+            <w:r>
+              <w:t>Name</w:t>
+            </w:r>
+            <w:r>
+              <w:t>|upper</w:t>
+            </w:r>
+            <w:proofErr w:type="spellEnd"/>
+            <w:r>
+              <w:t xml:space="preserve"> </w:t>
+            </w:r>
+            <w:r>
+              <w:t>}}</w:t>
             </w:r>
           </w:p>
         </w:tc>

--- a/templates/Note_and_DOT_RARE__Template.docx
+++ b/templates/Note_and_DOT_RARE__Template.docx
@@ -672,9 +672,14 @@
         </w:rPr>
         <w:t>WRITTEN_AMOUNT</w:t>
       </w:r>
+      <w:proofErr w:type="gramStart"/>
       <w:r>
         <w:t>}}</w:t>
       </w:r>
+      <w:r>
+        <w:t>$</w:t>
+      </w:r>
+      <w:proofErr w:type="gramEnd"/>
     </w:p>
     <w:p>
       <w:pPr>
@@ -6156,6 +6161,15 @@
           <w:szCs w:val="24"/>
         </w:rPr>
         <w:t>}}</w:t>
+      </w:r>
+      <w:r>
+        <w:rPr>
+          <w:b/>
+          <w:bCs/>
+          <w:sz w:val="24"/>
+          <w:szCs w:val="24"/>
+        </w:rPr>
+        <w:t>$</w:t>
       </w:r>
       <w:r>
         <w:rPr>
